--- a/data/outputs/v2/Biology/SS1.2_Chemicals_of_Life/quiz/Biology_G10_SS1.2_Chemicals_of_Life_L6_AnswerKey.docx
+++ b/data/outputs/v2/Biology/SS1.2_Chemicals_of_Life/quiz/Biology_G10_SS1.2_Chemicals_of_Life_L6_AnswerKey.docx
@@ -1405,7 +1405,7 @@
         </w:rPr>
         <w:t xml:space="preserve">© 2026 SeaVuria and ARES. Aligned with KICD objectives. Developed by SeaVuria; technical implementation by ARES (with AI assistance from Claude). Licensed under </w:t>
       </w:r>
-      <w:hyperlink w:history="1" r:id="rId_9ywnofocbffyxncxkxbe">
+      <w:hyperlink w:history="1" r:id="rIdroa9krmkl2jul3nfpwdk1">
         <w:r>
           <w:rPr>
             <w:rFonts w:ascii="Arial" w:cs="Arial" w:eastAsia="Arial" w:hAnsi="Arial"/>
@@ -1426,7 +1426,7 @@
         </w:rPr>
         <w:t xml:space="preserve"> (</w:t>
       </w:r>
-      <w:hyperlink w:history="1" r:id="rIdwxerdzpy1fq9oqhswltpj">
+      <w:hyperlink w:history="1" r:id="rIdrfcyhirpo_vgc8aphaiv7">
         <w:r>
           <w:rPr>
             <w:rFonts w:ascii="Arial" w:cs="Arial" w:eastAsia="Arial" w:hAnsi="Arial"/>

--- a/data/outputs/v2/Biology/SS1.2_Chemicals_of_Life/quiz/Biology_G10_SS1.2_Chemicals_of_Life_L6_AnswerKey.docx
+++ b/data/outputs/v2/Biology/SS1.2_Chemicals_of_Life/quiz/Biology_G10_SS1.2_Chemicals_of_Life_L6_AnswerKey.docx
@@ -1405,7 +1405,7 @@
         </w:rPr>
         <w:t xml:space="preserve">© 2026 SeaVuria and ARES. Aligned with KICD objectives. Developed by SeaVuria; technical implementation by ARES (with AI assistance from Claude). Licensed under </w:t>
       </w:r>
-      <w:hyperlink w:history="1" r:id="rIdroa9krmkl2jul3nfpwdk1">
+      <w:hyperlink w:history="1" r:id="rId4yuqinmyteob4yy9tuiqg">
         <w:r>
           <w:rPr>
             <w:rFonts w:ascii="Arial" w:cs="Arial" w:eastAsia="Arial" w:hAnsi="Arial"/>
@@ -1426,7 +1426,7 @@
         </w:rPr>
         <w:t xml:space="preserve"> (</w:t>
       </w:r>
-      <w:hyperlink w:history="1" r:id="rIdrfcyhirpo_vgc8aphaiv7">
+      <w:hyperlink w:history="1" r:id="rIdwwlncwtudvxhefnrmkm1q">
         <w:r>
           <w:rPr>
             <w:rFonts w:ascii="Arial" w:cs="Arial" w:eastAsia="Arial" w:hAnsi="Arial"/>

--- a/data/outputs/v2/Biology/SS1.2_Chemicals_of_Life/quiz/Biology_G10_SS1.2_Chemicals_of_Life_L6_AnswerKey.docx
+++ b/data/outputs/v2/Biology/SS1.2_Chemicals_of_Life/quiz/Biology_G10_SS1.2_Chemicals_of_Life_L6_AnswerKey.docx
@@ -29,7 +29,7 @@
           <w:sz w:val="20"/>
           <w:szCs w:val="20"/>
         </w:rPr>
-        <w:t xml:space="preserve">Sub-Strand 1.2: Chemicals of Life  •  Lesson 6: Building Our Chemicals of Life Model: Consolidating the Science Behind Two Children in Kisumu</w:t>
+        <w:t xml:space="preserve">Sub-Strand 1.2: Chemicals of Life  •  Lesson 6: Absorption, Respiration and Regulation: Explaining the Fall Back to 4.5 mmol/L</w:t>
       </w:r>
     </w:p>
     <w:p>
@@ -64,7 +64,7 @@
     </w:p>
     <w:tbl>
       <w:tblPr>
-        <w:tblW w:type="dxa" w:w="9359"/>
+        <w:tblW w:type="dxa" w:w="9360"/>
         <w:tblBorders>
           <w:top w:val="single" w:color="auto" w:sz="4"/>
           <w:left w:val="single" w:color="auto" w:sz="4"/>
@@ -75,18 +75,19 @@
         </w:tblBorders>
       </w:tblPr>
       <w:tblGrid>
-        <w:gridCol w:w="1337"/>
-        <w:gridCol w:w="1337"/>
-        <w:gridCol w:w="1337"/>
-        <w:gridCol w:w="1337"/>
-        <w:gridCol w:w="1337"/>
-        <w:gridCol w:w="1337"/>
-        <w:gridCol w:w="1337"/>
+        <w:gridCol w:w="1170"/>
+        <w:gridCol w:w="1170"/>
+        <w:gridCol w:w="1170"/>
+        <w:gridCol w:w="1170"/>
+        <w:gridCol w:w="1170"/>
+        <w:gridCol w:w="1170"/>
+        <w:gridCol w:w="1170"/>
+        <w:gridCol w:w="1170"/>
       </w:tblGrid>
       <w:tr>
         <w:tc>
           <w:tcPr>
-            <w:tcW w:type="dxa" w:w="1337"/>
+            <w:tcW w:type="dxa" w:w="1170"/>
             <w:tcBorders>
               <w:top w:val="single" w:color="BBBBBB" w:sz="4"/>
               <w:left w:val="single" w:color="BBBBBB" w:sz="4"/>
@@ -119,7 +120,7 @@
         </w:tc>
         <w:tc>
           <w:tcPr>
-            <w:tcW w:type="dxa" w:w="1337"/>
+            <w:tcW w:type="dxa" w:w="1170"/>
             <w:tcBorders>
               <w:top w:val="single" w:color="BBBBBB" w:sz="4"/>
               <w:left w:val="single" w:color="BBBBBB" w:sz="4"/>
@@ -152,7 +153,7 @@
         </w:tc>
         <w:tc>
           <w:tcPr>
-            <w:tcW w:type="dxa" w:w="1337"/>
+            <w:tcW w:type="dxa" w:w="1170"/>
             <w:tcBorders>
               <w:top w:val="single" w:color="BBBBBB" w:sz="4"/>
               <w:left w:val="single" w:color="BBBBBB" w:sz="4"/>
@@ -185,7 +186,7 @@
         </w:tc>
         <w:tc>
           <w:tcPr>
-            <w:tcW w:type="dxa" w:w="1337"/>
+            <w:tcW w:type="dxa" w:w="1170"/>
             <w:tcBorders>
               <w:top w:val="single" w:color="BBBBBB" w:sz="4"/>
               <w:left w:val="single" w:color="BBBBBB" w:sz="4"/>
@@ -218,7 +219,7 @@
         </w:tc>
         <w:tc>
           <w:tcPr>
-            <w:tcW w:type="dxa" w:w="1337"/>
+            <w:tcW w:type="dxa" w:w="1170"/>
             <w:tcBorders>
               <w:top w:val="single" w:color="BBBBBB" w:sz="4"/>
               <w:left w:val="single" w:color="BBBBBB" w:sz="4"/>
@@ -251,7 +252,7 @@
         </w:tc>
         <w:tc>
           <w:tcPr>
-            <w:tcW w:type="dxa" w:w="1337"/>
+            <w:tcW w:type="dxa" w:w="1170"/>
             <w:tcBorders>
               <w:top w:val="single" w:color="BBBBBB" w:sz="4"/>
               <w:left w:val="single" w:color="BBBBBB" w:sz="4"/>
@@ -284,7 +285,7 @@
         </w:tc>
         <w:tc>
           <w:tcPr>
-            <w:tcW w:type="dxa" w:w="1337"/>
+            <w:tcW w:type="dxa" w:w="1170"/>
             <w:tcBorders>
               <w:top w:val="single" w:color="BBBBBB" w:sz="4"/>
               <w:left w:val="single" w:color="BBBBBB" w:sz="4"/>
@@ -315,11 +316,44 @@
             </w:r>
           </w:p>
         </w:tc>
+        <w:tc>
+          <w:tcPr>
+            <w:tcW w:type="dxa" w:w="1170"/>
+            <w:tcBorders>
+              <w:top w:val="single" w:color="BBBBBB" w:sz="4"/>
+              <w:left w:val="single" w:color="BBBBBB" w:sz="4"/>
+              <w:bottom w:val="single" w:color="BBBBBB" w:sz="4"/>
+              <w:right w:val="single" w:color="BBBBBB" w:sz="4"/>
+            </w:tcBorders>
+            <w:shd w:fill="D9EEF1" w:val="clear"/>
+            <w:tcMar>
+              <w:top w:type="dxa" w:w="60"/>
+              <w:left w:type="dxa" w:w="80"/>
+              <w:bottom w:type="dxa" w:w="60"/>
+              <w:right w:type="dxa" w:w="80"/>
+            </w:tcMar>
+          </w:tcPr>
+          <w:p>
+            <w:pPr>
+              <w:jc w:val="center"/>
+            </w:pPr>
+            <w:r>
+              <w:rPr>
+                <w:rFonts w:ascii="Arial" w:cs="Arial" w:eastAsia="Arial" w:hAnsi="Arial"/>
+                <w:b/>
+                <w:bCs/>
+                <w:sz w:val="21"/>
+                <w:szCs w:val="21"/>
+              </w:rPr>
+              <w:t xml:space="preserve">Q8</w:t>
+            </w:r>
+          </w:p>
+        </w:tc>
       </w:tr>
       <w:tr>
         <w:tc>
           <w:tcPr>
-            <w:tcW w:type="dxa" w:w="1337"/>
+            <w:tcW w:type="dxa" w:w="1170"/>
             <w:tcBorders>
               <w:top w:val="single" w:color="BBBBBB" w:sz="4"/>
               <w:left w:val="single" w:color="BBBBBB" w:sz="4"/>
@@ -351,7 +385,7 @@
         </w:tc>
         <w:tc>
           <w:tcPr>
-            <w:tcW w:type="dxa" w:w="1337"/>
+            <w:tcW w:type="dxa" w:w="1170"/>
             <w:tcBorders>
               <w:top w:val="single" w:color="BBBBBB" w:sz="4"/>
               <w:left w:val="single" w:color="BBBBBB" w:sz="4"/>
@@ -383,7 +417,71 @@
         </w:tc>
         <w:tc>
           <w:tcPr>
-            <w:tcW w:type="dxa" w:w="1337"/>
+            <w:tcW w:type="dxa" w:w="1170"/>
+            <w:tcBorders>
+              <w:top w:val="single" w:color="BBBBBB" w:sz="4"/>
+              <w:left w:val="single" w:color="BBBBBB" w:sz="4"/>
+              <w:bottom w:val="single" w:color="BBBBBB" w:sz="4"/>
+              <w:right w:val="single" w:color="BBBBBB" w:sz="4"/>
+            </w:tcBorders>
+            <w:tcMar>
+              <w:top w:type="dxa" w:w="60"/>
+              <w:left w:type="dxa" w:w="80"/>
+              <w:bottom w:type="dxa" w:w="60"/>
+              <w:right w:type="dxa" w:w="80"/>
+            </w:tcMar>
+          </w:tcPr>
+          <w:p>
+            <w:pPr>
+              <w:jc w:val="center"/>
+            </w:pPr>
+            <w:r>
+              <w:rPr>
+                <w:rFonts w:ascii="Arial" w:cs="Arial" w:eastAsia="Arial" w:hAnsi="Arial"/>
+                <w:b/>
+                <w:bCs/>
+                <w:sz w:val="21"/>
+                <w:szCs w:val="21"/>
+              </w:rPr>
+              <w:t xml:space="preserve">B</w:t>
+            </w:r>
+          </w:p>
+        </w:tc>
+        <w:tc>
+          <w:tcPr>
+            <w:tcW w:type="dxa" w:w="1170"/>
+            <w:tcBorders>
+              <w:top w:val="single" w:color="BBBBBB" w:sz="4"/>
+              <w:left w:val="single" w:color="BBBBBB" w:sz="4"/>
+              <w:bottom w:val="single" w:color="BBBBBB" w:sz="4"/>
+              <w:right w:val="single" w:color="BBBBBB" w:sz="4"/>
+            </w:tcBorders>
+            <w:tcMar>
+              <w:top w:type="dxa" w:w="60"/>
+              <w:left w:type="dxa" w:w="80"/>
+              <w:bottom w:type="dxa" w:w="60"/>
+              <w:right w:type="dxa" w:w="80"/>
+            </w:tcMar>
+          </w:tcPr>
+          <w:p>
+            <w:pPr>
+              <w:jc w:val="center"/>
+            </w:pPr>
+            <w:r>
+              <w:rPr>
+                <w:rFonts w:ascii="Arial" w:cs="Arial" w:eastAsia="Arial" w:hAnsi="Arial"/>
+                <w:b/>
+                <w:bCs/>
+                <w:sz w:val="21"/>
+                <w:szCs w:val="21"/>
+              </w:rPr>
+              <w:t xml:space="preserve">A</w:t>
+            </w:r>
+          </w:p>
+        </w:tc>
+        <w:tc>
+          <w:tcPr>
+            <w:tcW w:type="dxa" w:w="1170"/>
             <w:tcBorders>
               <w:top w:val="single" w:color="BBBBBB" w:sz="4"/>
               <w:left w:val="single" w:color="BBBBBB" w:sz="4"/>
@@ -415,7 +513,39 @@
         </w:tc>
         <w:tc>
           <w:tcPr>
-            <w:tcW w:type="dxa" w:w="1337"/>
+            <w:tcW w:type="dxa" w:w="1170"/>
+            <w:tcBorders>
+              <w:top w:val="single" w:color="BBBBBB" w:sz="4"/>
+              <w:left w:val="single" w:color="BBBBBB" w:sz="4"/>
+              <w:bottom w:val="single" w:color="BBBBBB" w:sz="4"/>
+              <w:right w:val="single" w:color="BBBBBB" w:sz="4"/>
+            </w:tcBorders>
+            <w:tcMar>
+              <w:top w:type="dxa" w:w="60"/>
+              <w:left w:type="dxa" w:w="80"/>
+              <w:bottom w:type="dxa" w:w="60"/>
+              <w:right w:type="dxa" w:w="80"/>
+            </w:tcMar>
+          </w:tcPr>
+          <w:p>
+            <w:pPr>
+              <w:jc w:val="center"/>
+            </w:pPr>
+            <w:r>
+              <w:rPr>
+                <w:rFonts w:ascii="Arial" w:cs="Arial" w:eastAsia="Arial" w:hAnsi="Arial"/>
+                <w:b/>
+                <w:bCs/>
+                <w:sz w:val="21"/>
+                <w:szCs w:val="21"/>
+              </w:rPr>
+              <w:t xml:space="preserve">D</w:t>
+            </w:r>
+          </w:p>
+        </w:tc>
+        <w:tc>
+          <w:tcPr>
+            <w:tcW w:type="dxa" w:w="1170"/>
             <w:tcBorders>
               <w:top w:val="single" w:color="BBBBBB" w:sz="4"/>
               <w:left w:val="single" w:color="BBBBBB" w:sz="4"/>
@@ -447,7 +577,7 @@
         </w:tc>
         <w:tc>
           <w:tcPr>
-            <w:tcW w:type="dxa" w:w="1337"/>
+            <w:tcW w:type="dxa" w:w="1170"/>
             <w:tcBorders>
               <w:top w:val="single" w:color="BBBBBB" w:sz="4"/>
               <w:left w:val="single" w:color="BBBBBB" w:sz="4"/>
@@ -473,71 +603,7 @@
                 <w:sz w:val="21"/>
                 <w:szCs w:val="21"/>
               </w:rPr>
-              <w:t xml:space="preserve">D</w:t>
-            </w:r>
-          </w:p>
-        </w:tc>
-        <w:tc>
-          <w:tcPr>
-            <w:tcW w:type="dxa" w:w="1337"/>
-            <w:tcBorders>
-              <w:top w:val="single" w:color="BBBBBB" w:sz="4"/>
-              <w:left w:val="single" w:color="BBBBBB" w:sz="4"/>
-              <w:bottom w:val="single" w:color="BBBBBB" w:sz="4"/>
-              <w:right w:val="single" w:color="BBBBBB" w:sz="4"/>
-            </w:tcBorders>
-            <w:tcMar>
-              <w:top w:type="dxa" w:w="60"/>
-              <w:left w:type="dxa" w:w="80"/>
-              <w:bottom w:type="dxa" w:w="60"/>
-              <w:right w:type="dxa" w:w="80"/>
-            </w:tcMar>
-          </w:tcPr>
-          <w:p>
-            <w:pPr>
-              <w:jc w:val="center"/>
-            </w:pPr>
-            <w:r>
-              <w:rPr>
-                <w:rFonts w:ascii="Arial" w:cs="Arial" w:eastAsia="Arial" w:hAnsi="Arial"/>
-                <w:b/>
-                <w:bCs/>
-                <w:sz w:val="21"/>
-                <w:szCs w:val="21"/>
-              </w:rPr>
-              <w:t xml:space="preserve">C</w:t>
-            </w:r>
-          </w:p>
-        </w:tc>
-        <w:tc>
-          <w:tcPr>
-            <w:tcW w:type="dxa" w:w="1337"/>
-            <w:tcBorders>
-              <w:top w:val="single" w:color="BBBBBB" w:sz="4"/>
-              <w:left w:val="single" w:color="BBBBBB" w:sz="4"/>
-              <w:bottom w:val="single" w:color="BBBBBB" w:sz="4"/>
-              <w:right w:val="single" w:color="BBBBBB" w:sz="4"/>
-            </w:tcBorders>
-            <w:tcMar>
-              <w:top w:type="dxa" w:w="60"/>
-              <w:left w:type="dxa" w:w="80"/>
-              <w:bottom w:type="dxa" w:w="60"/>
-              <w:right w:type="dxa" w:w="80"/>
-            </w:tcMar>
-          </w:tcPr>
-          <w:p>
-            <w:pPr>
-              <w:jc w:val="center"/>
-            </w:pPr>
-            <w:r>
-              <w:rPr>
-                <w:rFonts w:ascii="Arial" w:cs="Arial" w:eastAsia="Arial" w:hAnsi="Arial"/>
-                <w:b/>
-                <w:bCs/>
-                <w:sz w:val="21"/>
-                <w:szCs w:val="21"/>
-              </w:rPr>
-              <w:t xml:space="preserve">C</w:t>
+              <w:t xml:space="preserve">A</w:t>
             </w:r>
           </w:p>
         </w:tc>
@@ -568,7 +634,7 @@
           <w:sz w:val="16"/>
           <w:szCs w:val="16"/>
         </w:rPr>
-        <w:t xml:space="preserve">USE AFTER: PREDICT PHASE — Revisiting Lesson 1 prediction cards and writing the Before and After statement</w:t>
+        <w:t xml:space="preserve">USE AFTER: PREDICT PHASE — Predict: 'What would the graph look like if nothing removed glucose from the blood?' (dotted line sketch)</w:t>
       </w:r>
     </w:p>
     <w:p>
@@ -584,22 +650,22 @@
           <w:sz w:val="21"/>
           <w:szCs w:val="21"/>
         </w:rPr>
-        <w:t xml:space="preserve">Q1. At the start of the unit, a group wrote: "Food is just energy, so two children eating the same amount should be equally healthy." Which updated statement shows the best evidence-based change in thinking?</w:t>
-      </w:r>
-    </w:p>
-    <w:p>
-      <w:pPr>
-        <w:keepNext/>
-        <w:spacing w:after="20"/>
-        <w:ind w:left="360"/>
-      </w:pPr>
-      <w:r>
-        <w:rPr>
-          <w:rFonts w:ascii="Arial" w:cs="Arial" w:eastAsia="Arial" w:hAnsi="Arial"/>
-          <w:sz w:val="21"/>
-          <w:szCs w:val="21"/>
-        </w:rPr>
-        <w:t xml:space="preserve">A.  Only carbohydrates matter, because they give the body glucose.</w:t>
+        <w:t xml:space="preserve">Q1. Wanjiru's blood glucose reached a peak of 8.0 mmol/L at 60 minutes after her meal of ugali, sukuma wiki and beans. Suppose nothing removed glucose from her blood after that time. What would her blood glucose concentration do?</w:t>
+      </w:r>
+    </w:p>
+    <w:p>
+      <w:pPr>
+        <w:keepNext/>
+        <w:spacing w:after="20"/>
+        <w:ind w:left="360"/>
+      </w:pPr>
+      <w:r>
+        <w:rPr>
+          <w:rFonts w:ascii="Arial" w:cs="Arial" w:eastAsia="Arial" w:hAnsi="Arial"/>
+          <w:sz w:val="21"/>
+          <w:szCs w:val="21"/>
+        </w:rPr>
+        <w:t xml:space="preserve">A.  It would keep rising without limit because glucose is made in the blood</w:t>
       </w:r>
     </w:p>
     <w:p>
@@ -617,37 +683,37 @@
           <w:sz w:val="21"/>
           <w:szCs w:val="21"/>
         </w:rPr>
-        <w:t xml:space="preserve">B.  Food is made of six chemicals of life with different structures and functions, and missing one can cause a specific disease.</w:t>
-      </w:r>
-    </w:p>
-    <w:p>
-      <w:pPr>
-        <w:keepNext/>
-        <w:spacing w:after="20"/>
-        <w:ind w:left="360"/>
-      </w:pPr>
-      <w:r>
-        <w:rPr>
-          <w:rFonts w:ascii="Arial" w:cs="Arial" w:eastAsia="Arial" w:hAnsi="Arial"/>
-          <w:sz w:val="21"/>
-          <w:szCs w:val="21"/>
-        </w:rPr>
-        <w:t xml:space="preserve">C.  Food is mainly energy, but children who eat more of it become healthier.</w:t>
-      </w:r>
-    </w:p>
-    <w:p>
-      <w:pPr>
-        <w:keepNext/>
-        <w:spacing w:after="20"/>
-        <w:ind w:left="360"/>
-      </w:pPr>
-      <w:r>
-        <w:rPr>
-          <w:rFonts w:ascii="Arial" w:cs="Arial" w:eastAsia="Arial" w:hAnsi="Arial"/>
-          <w:sz w:val="21"/>
-          <w:szCs w:val="21"/>
-        </w:rPr>
-        <w:t xml:space="preserve">D.  Food with more water in it is healthier because water is a chemical of life.</w:t>
+        <w:t xml:space="preserve">B.  It would stay high, close to 8.0 mmol/L, because nothing is taking glucose out</w:t>
+      </w:r>
+    </w:p>
+    <w:p>
+      <w:pPr>
+        <w:keepNext/>
+        <w:spacing w:after="20"/>
+        <w:ind w:left="360"/>
+      </w:pPr>
+      <w:r>
+        <w:rPr>
+          <w:rFonts w:ascii="Arial" w:cs="Arial" w:eastAsia="Arial" w:hAnsi="Arial"/>
+          <w:sz w:val="21"/>
+          <w:szCs w:val="21"/>
+        </w:rPr>
+        <w:t xml:space="preserve">C.  It would fall back to 4.5 mmol/L anyway because glucose slowly disappears</w:t>
+      </w:r>
+    </w:p>
+    <w:p>
+      <w:pPr>
+        <w:keepNext/>
+        <w:spacing w:after="20"/>
+        <w:ind w:left="360"/>
+      </w:pPr>
+      <w:r>
+        <w:rPr>
+          <w:rFonts w:ascii="Arial" w:cs="Arial" w:eastAsia="Arial" w:hAnsi="Arial"/>
+          <w:sz w:val="21"/>
+          <w:szCs w:val="21"/>
+        </w:rPr>
+        <w:t xml:space="preserve">D.  It would fall because glucose is lost in sweat and urine</w:t>
       </w:r>
     </w:p>
     <w:p>
@@ -672,7 +738,7 @@
           <w:sz w:val="19"/>
           <w:szCs w:val="19"/>
         </w:rPr>
-        <w:t xml:space="preserve">The Before and After shift moves from 'food is just energy' to specific chemical classes, each with its own function and deficiency consequence. The other options keep the idea that quantity or a single nutrient is what matters.</w:t>
+        <w:t xml:space="preserve">The fall on the graph is caused by processes that remove glucose (uptake by cells, respiration, storage). If nothing removed it, the level would stay high. Glucose does not simply disappear or get lost in sweat.</w:t>
       </w:r>
     </w:p>
     <w:p>
@@ -687,7 +753,7 @@
           <w:sz w:val="16"/>
           <w:szCs w:val="16"/>
         </w:rPr>
-        <w:t xml:space="preserve">USE AFTER: OBSERVE PHASE — Completing the A3 poster model with the central anchor image of the two Kisumu children</w:t>
+        <w:t xml:space="preserve">USE AFTER: OBSERVE PHASE — Part 1: Data analysis in groups of 4 (calculating the fall in each interval)</w:t>
       </w:r>
     </w:p>
     <w:p>
@@ -703,22 +769,22 @@
           <w:sz w:val="21"/>
           <w:szCs w:val="21"/>
         </w:rPr>
-        <w:t xml:space="preserve">Q2. On a group poster about two children in Kisumu, one child eats only ugali (maize starch) every day and the other eats githeri (maize and beans). Which arrow label correctly links the ugali child to the chemicals of life?</w:t>
-      </w:r>
-    </w:p>
-    <w:p>
-      <w:pPr>
-        <w:keepNext/>
-        <w:spacing w:after="20"/>
-        <w:ind w:left="360"/>
-      </w:pPr>
-      <w:r>
-        <w:rPr>
-          <w:rFonts w:ascii="Arial" w:cs="Arial" w:eastAsia="Arial" w:hAnsi="Arial"/>
-          <w:sz w:val="21"/>
-          <w:szCs w:val="21"/>
-        </w:rPr>
-        <w:t xml:space="preserve">A.  Excess protein and too little carbohydrate</w:t>
+        <w:t xml:space="preserve">Q2. Wanjiru's blood glucose was 8.0 mmol/L at 60 minutes and 6.5 mmol/L at 90 minutes. By how much did it fall in this 30-minute interval?</w:t>
+      </w:r>
+    </w:p>
+    <w:p>
+      <w:pPr>
+        <w:keepNext/>
+        <w:spacing w:after="20"/>
+        <w:ind w:left="360"/>
+      </w:pPr>
+      <w:r>
+        <w:rPr>
+          <w:rFonts w:ascii="Arial" w:cs="Arial" w:eastAsia="Arial" w:hAnsi="Arial"/>
+          <w:sz w:val="21"/>
+          <w:szCs w:val="21"/>
+        </w:rPr>
+        <w:t xml:space="preserve">A.  3.5 mmol/L</w:t>
       </w:r>
     </w:p>
     <w:p>
@@ -736,37 +802,37 @@
           <w:sz w:val="21"/>
           <w:szCs w:val="21"/>
         </w:rPr>
-        <w:t xml:space="preserve">B.  Plenty of carbohydrate but too little protein</w:t>
-      </w:r>
-    </w:p>
-    <w:p>
-      <w:pPr>
-        <w:keepNext/>
-        <w:spacing w:after="20"/>
-        <w:ind w:left="360"/>
-      </w:pPr>
-      <w:r>
-        <w:rPr>
-          <w:rFonts w:ascii="Arial" w:cs="Arial" w:eastAsia="Arial" w:hAnsi="Arial"/>
-          <w:sz w:val="21"/>
-          <w:szCs w:val="21"/>
-        </w:rPr>
-        <w:t xml:space="preserve">C.  No carbohydrate at all, so no energy</w:t>
-      </w:r>
-    </w:p>
-    <w:p>
-      <w:pPr>
-        <w:keepNext/>
-        <w:spacing w:after="20"/>
-        <w:ind w:left="360"/>
-      </w:pPr>
-      <w:r>
-        <w:rPr>
-          <w:rFonts w:ascii="Arial" w:cs="Arial" w:eastAsia="Arial" w:hAnsi="Arial"/>
-          <w:sz w:val="21"/>
-          <w:szCs w:val="21"/>
-        </w:rPr>
-        <w:t xml:space="preserve">D.  Balanced intake of all six chemicals</w:t>
+        <w:t xml:space="preserve">B.  1.5 mmol/L</w:t>
+      </w:r>
+    </w:p>
+    <w:p>
+      <w:pPr>
+        <w:keepNext/>
+        <w:spacing w:after="20"/>
+        <w:ind w:left="360"/>
+      </w:pPr>
+      <w:r>
+        <w:rPr>
+          <w:rFonts w:ascii="Arial" w:cs="Arial" w:eastAsia="Arial" w:hAnsi="Arial"/>
+          <w:sz w:val="21"/>
+          <w:szCs w:val="21"/>
+        </w:rPr>
+        <w:t xml:space="preserve">C.  0.5 mmol/L</w:t>
+      </w:r>
+    </w:p>
+    <w:p>
+      <w:pPr>
+        <w:keepNext/>
+        <w:spacing w:after="20"/>
+        <w:ind w:left="360"/>
+      </w:pPr>
+      <w:r>
+        <w:rPr>
+          <w:rFonts w:ascii="Arial" w:cs="Arial" w:eastAsia="Arial" w:hAnsi="Arial"/>
+          <w:sz w:val="21"/>
+          <w:szCs w:val="21"/>
+        </w:rPr>
+        <w:t xml:space="preserve">D.  14.5 mmol/L</w:t>
       </w:r>
     </w:p>
     <w:p>
@@ -791,7 +857,7 @@
           <w:sz w:val="19"/>
           <w:szCs w:val="19"/>
         </w:rPr>
-        <w:t xml:space="preserve">Ugali is mostly starch, a carbohydrate, so the child gets energy but very little protein. Balanced intake belongs to the githeri child.</w:t>
+        <w:t xml:space="preserve">Fall = 8.0 - 6.5 = 1.5 mmol/L. 3.5 mmol/L is the total fall over 120 minutes, not this one interval.</w:t>
       </w:r>
     </w:p>
     <w:p>
@@ -806,7 +872,7 @@
           <w:sz w:val="16"/>
           <w:szCs w:val="16"/>
         </w:rPr>
-        <w:t xml:space="preserve">USE AFTER: OBSERVE PHASE — Completing the Kenyan Food Sources and lipids part of the poster, recalling the avocado ethanol emulsion result from Lesson 4</w:t>
+        <w:t xml:space="preserve">USE AFTER: OBSERVE PHASE — Part 1: Data analysis in groups of 4 (comparing the rise with the fall)</w:t>
       </w:r>
     </w:p>
     <w:p>
@@ -822,37 +888,22 @@
           <w:sz w:val="21"/>
           <w:szCs w:val="21"/>
         </w:rPr>
-        <w:t xml:space="preserve">Q3. A learner crushes avocado, shakes it with ethanol, then pours the liquid into water. A cloudy white layer forms. What does this ethanol emulsion result show?</w:t>
-      </w:r>
-    </w:p>
-    <w:p>
-      <w:pPr>
-        <w:keepNext/>
-        <w:spacing w:after="20"/>
-        <w:ind w:left="360"/>
-      </w:pPr>
-      <w:r>
-        <w:rPr>
-          <w:rFonts w:ascii="Arial" w:cs="Arial" w:eastAsia="Arial" w:hAnsi="Arial"/>
-          <w:sz w:val="21"/>
-          <w:szCs w:val="21"/>
-        </w:rPr>
-        <w:t xml:space="preserve">A.  Starch is present</w:t>
-      </w:r>
-    </w:p>
-    <w:p>
-      <w:pPr>
-        <w:keepNext/>
-        <w:spacing w:after="20"/>
-        <w:ind w:left="360"/>
-      </w:pPr>
-      <w:r>
-        <w:rPr>
-          <w:rFonts w:ascii="Arial" w:cs="Arial" w:eastAsia="Arial" w:hAnsi="Arial"/>
-          <w:sz w:val="21"/>
-          <w:szCs w:val="21"/>
-        </w:rPr>
-        <w:t xml:space="preserve">B.  Glucose is present</w:t>
+        <w:t xml:space="preserve">Q3. Wanjiru's blood glucose rose by 3.5 mmol/L in the first 60 minutes (4.5 to 8.0). It then fell by 3.5 mmol/L from 60 to 180 minutes (8.0 to 4.5). How many times longer did the fall take than the rise?</w:t>
+      </w:r>
+    </w:p>
+    <w:p>
+      <w:pPr>
+        <w:keepNext/>
+        <w:spacing w:after="20"/>
+        <w:ind w:left="360"/>
+      </w:pPr>
+      <w:r>
+        <w:rPr>
+          <w:rFonts w:ascii="Arial" w:cs="Arial" w:eastAsia="Arial" w:hAnsi="Arial"/>
+          <w:sz w:val="21"/>
+          <w:szCs w:val="21"/>
+        </w:rPr>
+        <w:t xml:space="preserve">A.  3.5 times as long</w:t>
       </w:r>
     </w:p>
     <w:p>
@@ -870,22 +921,37 @@
           <w:sz w:val="21"/>
           <w:szCs w:val="21"/>
         </w:rPr>
-        <w:t xml:space="preserve">C.  Lipids (fats and oils) are present</w:t>
-      </w:r>
-    </w:p>
-    <w:p>
-      <w:pPr>
-        <w:keepNext/>
-        <w:spacing w:after="20"/>
-        <w:ind w:left="360"/>
-      </w:pPr>
-      <w:r>
-        <w:rPr>
-          <w:rFonts w:ascii="Arial" w:cs="Arial" w:eastAsia="Arial" w:hAnsi="Arial"/>
-          <w:sz w:val="21"/>
-          <w:szCs w:val="21"/>
-        </w:rPr>
-        <w:t xml:space="preserve">D.  Proteins are present</w:t>
+        <w:t xml:space="preserve">B.  2 times as long</w:t>
+      </w:r>
+    </w:p>
+    <w:p>
+      <w:pPr>
+        <w:keepNext/>
+        <w:spacing w:after="20"/>
+        <w:ind w:left="360"/>
+      </w:pPr>
+      <w:r>
+        <w:rPr>
+          <w:rFonts w:ascii="Arial" w:cs="Arial" w:eastAsia="Arial" w:hAnsi="Arial"/>
+          <w:sz w:val="21"/>
+          <w:szCs w:val="21"/>
+        </w:rPr>
+        <w:t xml:space="preserve">C.  The same time, because both changes are 3.5 mmol/L</w:t>
+      </w:r>
+    </w:p>
+    <w:p>
+      <w:pPr>
+        <w:keepNext/>
+        <w:spacing w:after="20"/>
+        <w:ind w:left="360"/>
+      </w:pPr>
+      <w:r>
+        <w:rPr>
+          <w:rFonts w:ascii="Arial" w:cs="Arial" w:eastAsia="Arial" w:hAnsi="Arial"/>
+          <w:sz w:val="21"/>
+          <w:szCs w:val="21"/>
+        </w:rPr>
+        <w:t xml:space="preserve">D.  Half as long, because the body removes glucose quickly</w:t>
       </w:r>
     </w:p>
     <w:p>
@@ -901,7 +967,7 @@
           <w:sz w:val="21"/>
           <w:szCs w:val="21"/>
         </w:rPr>
-        <w:t xml:space="preserve">Correct answer: C. </w:t>
+        <w:t xml:space="preserve">Correct answer: B. </w:t>
       </w:r>
       <w:r>
         <w:rPr>
@@ -910,7 +976,7 @@
           <w:sz w:val="19"/>
           <w:szCs w:val="19"/>
         </w:rPr>
-        <w:t xml:space="preserve">Lipids dissolve in ethanol but not in water, so adding the solution to water forms a cloudy white emulsion. This is the positive test for lipids in avocado.</w:t>
+        <w:t xml:space="preserve">The rise took 60 min and the fall took 180 - 60 = 120 min, so the fall took 120 ÷ 60 = 2 times as long. The change in concentration is the same but the fall is slower.</w:t>
       </w:r>
     </w:p>
     <w:p>
@@ -925,7 +991,7 @@
           <w:sz w:val="16"/>
           <w:szCs w:val="16"/>
         </w:rPr>
-        <w:t xml:space="preserve">USE AFTER: EXPLAIN PHASE — Group presentations: why the ugali child develops kwashiorkor</w:t>
+        <w:t xml:space="preserve">USE AFTER: OBSERVE PHASE — Part 2: Role-play 'Journey of the glucose' (pancreas holds insulin cards)</w:t>
       </w:r>
     </w:p>
     <w:p>
@@ -941,37 +1007,7 @@
           <w:sz w:val="21"/>
           <w:szCs w:val="21"/>
         </w:rPr>
-        <w:t xml:space="preserve">Q4. A child eating only ugali develops a swollen belly (oedema). Which explanation is scientifically correct?</w:t>
-      </w:r>
-    </w:p>
-    <w:p>
-      <w:pPr>
-        <w:keepNext/>
-        <w:spacing w:after="20"/>
-        <w:ind w:left="360"/>
-      </w:pPr>
-      <w:r>
-        <w:rPr>
-          <w:rFonts w:ascii="Arial" w:cs="Arial" w:eastAsia="Arial" w:hAnsi="Arial"/>
-          <w:sz w:val="21"/>
-          <w:szCs w:val="21"/>
-        </w:rPr>
-        <w:t xml:space="preserve">A.  The body has no keratin, so the belly cannot hold its shape.</w:t>
-      </w:r>
-    </w:p>
-    <w:p>
-      <w:pPr>
-        <w:keepNext/>
-        <w:spacing w:after="20"/>
-        <w:ind w:left="360"/>
-      </w:pPr>
-      <w:r>
-        <w:rPr>
-          <w:rFonts w:ascii="Arial" w:cs="Arial" w:eastAsia="Arial" w:hAnsi="Arial"/>
-          <w:sz w:val="21"/>
-          <w:szCs w:val="21"/>
-        </w:rPr>
-        <w:t xml:space="preserve">B.  The child has no DNA to carry the genetic code.</w:t>
+        <w:t xml:space="preserve">Q4. In the role-play of glucose after a meal, a learner holds up insulin cards when the blood glucose is high. Which statement correctly describes insulin?</w:t>
       </w:r>
     </w:p>
     <w:p>
@@ -989,22 +1025,52 @@
           <w:sz w:val="21"/>
           <w:szCs w:val="21"/>
         </w:rPr>
-        <w:t xml:space="preserve">C.  The body cannot make enough albumin, a protein, because too few amino acids come from food.</w:t>
-      </w:r>
-    </w:p>
-    <w:p>
-      <w:pPr>
-        <w:keepNext/>
-        <w:spacing w:after="20"/>
-        <w:ind w:left="360"/>
-      </w:pPr>
-      <w:r>
-        <w:rPr>
-          <w:rFonts w:ascii="Arial" w:cs="Arial" w:eastAsia="Arial" w:hAnsi="Arial"/>
-          <w:sz w:val="21"/>
-          <w:szCs w:val="21"/>
-        </w:rPr>
-        <w:t xml:space="preserve">D.  Too much starch is stored in the belly as fat.</w:t>
+        <w:t xml:space="preserve">A.  The pancreas releases insulin, and it causes cells, the liver and muscles to take up glucose from the blood</w:t>
+      </w:r>
+    </w:p>
+    <w:p>
+      <w:pPr>
+        <w:keepNext/>
+        <w:spacing w:after="20"/>
+        <w:ind w:left="360"/>
+      </w:pPr>
+      <w:r>
+        <w:rPr>
+          <w:rFonts w:ascii="Arial" w:cs="Arial" w:eastAsia="Arial" w:hAnsi="Arial"/>
+          <w:sz w:val="21"/>
+          <w:szCs w:val="21"/>
+        </w:rPr>
+        <w:t xml:space="preserve">B.  The small intestine releases insulin, and it moves glucose into the blood</w:t>
+      </w:r>
+    </w:p>
+    <w:p>
+      <w:pPr>
+        <w:keepNext/>
+        <w:spacing w:after="20"/>
+        <w:ind w:left="360"/>
+      </w:pPr>
+      <w:r>
+        <w:rPr>
+          <w:rFonts w:ascii="Arial" w:cs="Arial" w:eastAsia="Arial" w:hAnsi="Arial"/>
+          <w:sz w:val="21"/>
+          <w:szCs w:val="21"/>
+        </w:rPr>
+        <w:t xml:space="preserve">C.  Insulin is a food that gives the body energy when we eat</w:t>
+      </w:r>
+    </w:p>
+    <w:p>
+      <w:pPr>
+        <w:keepNext/>
+        <w:spacing w:after="20"/>
+        <w:ind w:left="360"/>
+      </w:pPr>
+      <w:r>
+        <w:rPr>
+          <w:rFonts w:ascii="Arial" w:cs="Arial" w:eastAsia="Arial" w:hAnsi="Arial"/>
+          <w:sz w:val="21"/>
+          <w:szCs w:val="21"/>
+        </w:rPr>
+        <w:t xml:space="preserve">D.  The liver releases insulin, and it digests starch into glucose</w:t>
       </w:r>
     </w:p>
     <w:p>
@@ -1020,7 +1086,7 @@
           <w:sz w:val="21"/>
           <w:szCs w:val="21"/>
         </w:rPr>
-        <w:t xml:space="preserve">Correct answer: C. </w:t>
+        <w:t xml:space="preserve">Correct answer: A. </w:t>
       </w:r>
       <w:r>
         <w:rPr>
@@ -1029,7 +1095,7 @@
           <w:sz w:val="19"/>
           <w:szCs w:val="19"/>
         </w:rPr>
-        <w:t xml:space="preserve">Without dietary protein the body lacks amino acids to make albumin. Low albumin leads to fluid build-up (oedema) and a swollen belly. Keratin is linked to hair discolouration, not the swollen belly.</w:t>
+        <w:t xml:space="preserve">Insulin is a hormone made by the pancreas. It is released when blood glucose is high and causes cells, liver and muscles to take up glucose, so blood glucose falls.</w:t>
       </w:r>
     </w:p>
     <w:p>
@@ -1044,7 +1110,7 @@
           <w:sz w:val="16"/>
           <w:szCs w:val="16"/>
         </w:rPr>
-        <w:t xml:space="preserve">USE AFTER: EXPLAIN PHASE — Whole-class synthesis and writing the master answer to the driving question</w:t>
+        <w:t xml:space="preserve">USE AFTER: OBSERVE PHASE — Part 2: Role-play 'Journey of the glucose' (step 5: respiration in the cells)</w:t>
       </w:r>
     </w:p>
     <w:p>
@@ -1060,52 +1126,37 @@
           <w:sz w:val="21"/>
           <w:szCs w:val="21"/>
         </w:rPr>
-        <w:t xml:space="preserve">Q5. A child in Kisumu eats githeri (maize and beans) regularly and stays healthy. What is the best chemical explanation?</w:t>
-      </w:r>
-    </w:p>
-    <w:p>
-      <w:pPr>
-        <w:keepNext/>
-        <w:spacing w:after="20"/>
-        <w:ind w:left="360"/>
-      </w:pPr>
-      <w:r>
-        <w:rPr>
-          <w:rFonts w:ascii="Arial" w:cs="Arial" w:eastAsia="Arial" w:hAnsi="Arial"/>
-          <w:sz w:val="21"/>
-          <w:szCs w:val="21"/>
-        </w:rPr>
-        <w:t xml:space="preserve">A.  Beans contain more starch, giving the child more energy than ugali does.</w:t>
-      </w:r>
-    </w:p>
-    <w:p>
-      <w:pPr>
-        <w:keepNext/>
-        <w:spacing w:after="20"/>
-        <w:ind w:left="360"/>
-      </w:pPr>
-      <w:r>
-        <w:rPr>
-          <w:rFonts w:ascii="Arial" w:cs="Arial" w:eastAsia="Arial" w:hAnsi="Arial"/>
-          <w:sz w:val="21"/>
-          <w:szCs w:val="21"/>
-        </w:rPr>
-        <w:t xml:space="preserve">B.  Maize in githeri contains protein instead of starch.</w:t>
-      </w:r>
-    </w:p>
-    <w:p>
-      <w:pPr>
-        <w:keepNext/>
-        <w:spacing w:after="20"/>
-        <w:ind w:left="360"/>
-      </w:pPr>
-      <w:r>
-        <w:rPr>
-          <w:rFonts w:ascii="Arial" w:cs="Arial" w:eastAsia="Arial" w:hAnsi="Arial"/>
-          <w:sz w:val="21"/>
-          <w:szCs w:val="21"/>
-        </w:rPr>
-        <w:t xml:space="preserve">C.  Githeri contains more water than ugali, so the child stays hydrated.</w:t>
+        <w:t xml:space="preserve">Q5. Inside body cells, glucose is used in respiration to release energy. Which equation correctly shows respiration?</w:t>
+      </w:r>
+    </w:p>
+    <w:p>
+      <w:pPr>
+        <w:keepNext/>
+        <w:spacing w:after="20"/>
+        <w:ind w:left="360"/>
+      </w:pPr>
+      <w:r>
+        <w:rPr>
+          <w:rFonts w:ascii="Arial" w:cs="Arial" w:eastAsia="Arial" w:hAnsi="Arial"/>
+          <w:sz w:val="21"/>
+          <w:szCs w:val="21"/>
+        </w:rPr>
+        <w:t xml:space="preserve">A.  Glucose + water gives starch + oxygen + energy</w:t>
+      </w:r>
+    </w:p>
+    <w:p>
+      <w:pPr>
+        <w:keepNext/>
+        <w:spacing w:after="20"/>
+        <w:ind w:left="360"/>
+      </w:pPr>
+      <w:r>
+        <w:rPr>
+          <w:rFonts w:ascii="Arial" w:cs="Arial" w:eastAsia="Arial" w:hAnsi="Arial"/>
+          <w:sz w:val="21"/>
+          <w:szCs w:val="21"/>
+        </w:rPr>
+        <w:t xml:space="preserve">B.  Glucose + carbon dioxide gives oxygen + water + energy</w:t>
       </w:r>
     </w:p>
     <w:p>
@@ -1123,7 +1174,22 @@
           <w:sz w:val="21"/>
           <w:szCs w:val="21"/>
         </w:rPr>
-        <w:t xml:space="preserve">D.  Maize supplies carbohydrate and beans supply protein, providing the amino acids the body needs for protein synthesis.</w:t>
+        <w:t xml:space="preserve">C.  Glucose + oxygen gives carbon dioxide + water + energy</w:t>
+      </w:r>
+    </w:p>
+    <w:p>
+      <w:pPr>
+        <w:keepNext/>
+        <w:spacing w:after="20"/>
+        <w:ind w:left="360"/>
+      </w:pPr>
+      <w:r>
+        <w:rPr>
+          <w:rFonts w:ascii="Arial" w:cs="Arial" w:eastAsia="Arial" w:hAnsi="Arial"/>
+          <w:sz w:val="21"/>
+          <w:szCs w:val="21"/>
+        </w:rPr>
+        <w:t xml:space="preserve">D.  Glucose + oxygen gives glycogen + carbon dioxide + energy</w:t>
       </w:r>
     </w:p>
     <w:p>
@@ -1139,7 +1205,7 @@
           <w:sz w:val="21"/>
           <w:szCs w:val="21"/>
         </w:rPr>
-        <w:t xml:space="preserve">Correct answer: D. </w:t>
+        <w:t xml:space="preserve">Correct answer: C. </w:t>
       </w:r>
       <w:r>
         <w:rPr>
@@ -1148,7 +1214,7 @@
           <w:sz w:val="19"/>
           <w:szCs w:val="19"/>
         </w:rPr>
-        <w:t xml:space="preserve">Githeri combines carbohydrate from maize with protein from beans. The amino acids from the protein let the body build albumin, keratin and muscle proteins, which prevents deficiency.</w:t>
+        <w:t xml:space="preserve">In respiration, glucose reacts with oxygen to produce carbon dioxide and water, and energy (ATP) is released. This is also why we breathe harder after running to catch a matatu.</w:t>
       </w:r>
     </w:p>
     <w:p>
@@ -1163,7 +1229,7 @@
           <w:sz w:val="16"/>
           <w:szCs w:val="16"/>
         </w:rPr>
-        <w:t xml:space="preserve">USE AFTER: DQB PHASE — Driving Question Board review: sorting questions as Answered, Partially Answered or New Question Generated</w:t>
+        <w:t xml:space="preserve">USE AFTER: OBSERVE PHASE — Part 2: Role-play 'Journey of the glucose' (step 6: liver and muscles store glycogen)</w:t>
       </w:r>
     </w:p>
     <w:p>
@@ -1179,37 +1245,52 @@
           <w:sz w:val="21"/>
           <w:szCs w:val="21"/>
         </w:rPr>
-        <w:t xml:space="preserve">Q6. During the Driving Question Board review, a learner asks: "How do cells use DNA to know which proteins to build?" How should the class sort this question?</w:t>
-      </w:r>
-    </w:p>
-    <w:p>
-      <w:pPr>
-        <w:keepNext/>
-        <w:spacing w:after="20"/>
-        <w:ind w:left="360"/>
-      </w:pPr>
-      <w:r>
-        <w:rPr>
-          <w:rFonts w:ascii="Arial" w:cs="Arial" w:eastAsia="Arial" w:hAnsi="Arial"/>
-          <w:sz w:val="21"/>
-          <w:szCs w:val="21"/>
-        </w:rPr>
-        <w:t xml:space="preserve">A.  Not a science question, so it should be removed</w:t>
-      </w:r>
-    </w:p>
-    <w:p>
-      <w:pPr>
-        <w:keepNext/>
-        <w:spacing w:after="20"/>
-        <w:ind w:left="360"/>
-      </w:pPr>
-      <w:r>
-        <w:rPr>
-          <w:rFonts w:ascii="Arial" w:cs="Arial" w:eastAsia="Arial" w:hAnsi="Arial"/>
-          <w:sz w:val="21"/>
-          <w:szCs w:val="21"/>
-        </w:rPr>
-        <w:t xml:space="preserve">B.  Answered, because githeri contains protein</w:t>
+        <w:t xml:space="preserve">Q6. After a meal, some glucose is not needed straight away. What happens to this excess glucose?</w:t>
+      </w:r>
+    </w:p>
+    <w:p>
+      <w:pPr>
+        <w:keepNext/>
+        <w:spacing w:after="20"/>
+        <w:ind w:left="360"/>
+      </w:pPr>
+      <w:r>
+        <w:rPr>
+          <w:rFonts w:ascii="Arial" w:cs="Arial" w:eastAsia="Arial" w:hAnsi="Arial"/>
+          <w:sz w:val="21"/>
+          <w:szCs w:val="21"/>
+        </w:rPr>
+        <w:t xml:space="preserve">A.  It is removed from the body as sugar in urine</w:t>
+      </w:r>
+    </w:p>
+    <w:p>
+      <w:pPr>
+        <w:keepNext/>
+        <w:spacing w:after="20"/>
+        <w:ind w:left="360"/>
+      </w:pPr>
+      <w:r>
+        <w:rPr>
+          <w:rFonts w:ascii="Arial" w:cs="Arial" w:eastAsia="Arial" w:hAnsi="Arial"/>
+          <w:sz w:val="21"/>
+          <w:szCs w:val="21"/>
+        </w:rPr>
+        <w:t xml:space="preserve">B.  It is changed to insulin in the pancreas</w:t>
+      </w:r>
+    </w:p>
+    <w:p>
+      <w:pPr>
+        <w:keepNext/>
+        <w:spacing w:after="20"/>
+        <w:ind w:left="360"/>
+      </w:pPr>
+      <w:r>
+        <w:rPr>
+          <w:rFonts w:ascii="Arial" w:cs="Arial" w:eastAsia="Arial" w:hAnsi="Arial"/>
+          <w:sz w:val="21"/>
+          <w:szCs w:val="21"/>
+        </w:rPr>
+        <w:t xml:space="preserve">C.  It is destroyed in the blood</w:t>
       </w:r>
     </w:p>
     <w:p>
@@ -1227,22 +1308,7 @@
           <w:sz w:val="21"/>
           <w:szCs w:val="21"/>
         </w:rPr>
-        <w:t xml:space="preserve">C.  New Question Generated, to investigate in a future unit on genetics</w:t>
-      </w:r>
-    </w:p>
-    <w:p>
-      <w:pPr>
-        <w:keepNext/>
-        <w:spacing w:after="20"/>
-        <w:ind w:left="360"/>
-      </w:pPr>
-      <w:r>
-        <w:rPr>
-          <w:rFonts w:ascii="Arial" w:cs="Arial" w:eastAsia="Arial" w:hAnsi="Arial"/>
-          <w:sz w:val="21"/>
-          <w:szCs w:val="21"/>
-        </w:rPr>
-        <w:t xml:space="preserve">D.  Answered, because amino acids explain kwashiorkor</w:t>
+        <w:t xml:space="preserve">D.  It is stored as glycogen in the liver and muscles</w:t>
       </w:r>
     </w:p>
     <w:p>
@@ -1258,7 +1324,7 @@
           <w:sz w:val="21"/>
           <w:szCs w:val="21"/>
         </w:rPr>
-        <w:t xml:space="preserve">Correct answer: C. </w:t>
+        <w:t xml:space="preserve">Correct answer: D. </w:t>
       </w:r>
       <w:r>
         <w:rPr>
@@ -1267,7 +1333,7 @@
           <w:sz w:val="19"/>
           <w:szCs w:val="19"/>
         </w:rPr>
-        <w:t xml:space="preserve">The unit covered that DNA carries the genetic code and that proteins are built from amino acids. How cells read DNA to build specific proteins is a new question that leads into genetics.</w:t>
+        <w:t xml:space="preserve">The liver and muscles store excess glucose as glycogen. This helps to bring blood glucose back to normal. It is not simply lost in urine or destroyed.</w:t>
       </w:r>
     </w:p>
     <w:p>
@@ -1282,7 +1348,7 @@
           <w:sz w:val="16"/>
           <w:szCs w:val="16"/>
         </w:rPr>
-        <w:t xml:space="preserve">USE AFTER: MODEL BUILDING PHASE — Kisumu Menu Evaluation: identifying chemicals that are missing or insufficient</w:t>
+        <w:t xml:space="preserve">USE AFTER: EXPLAIN PHASE — Final Explanation (Claim-Evidence-Reasoning): choosing evidence that glucose came from the starch in ugali</w:t>
       </w:r>
     </w:p>
     <w:p>
@@ -1298,37 +1364,37 @@
           <w:sz w:val="21"/>
           <w:szCs w:val="21"/>
         </w:rPr>
-        <w:t xml:space="preserve">Q7. A typical Kenyan daily menu is: breakfast, uji (thin maize porridge) with sugar; lunch, ugali with sukuma wiki; supper, rice with a small piece of fried fish. Which nutritional gap is most likely?</w:t>
-      </w:r>
-    </w:p>
-    <w:p>
-      <w:pPr>
-        <w:keepNext/>
-        <w:spacing w:after="20"/>
-        <w:ind w:left="360"/>
-      </w:pPr>
-      <w:r>
-        <w:rPr>
-          <w:rFonts w:ascii="Arial" w:cs="Arial" w:eastAsia="Arial" w:hAnsi="Arial"/>
-          <w:sz w:val="21"/>
-          <w:szCs w:val="21"/>
-        </w:rPr>
-        <w:t xml:space="preserve">A.  No carbohydrates, because uji is thin</w:t>
-      </w:r>
-    </w:p>
-    <w:p>
-      <w:pPr>
-        <w:keepNext/>
-        <w:spacing w:after="20"/>
-        <w:ind w:left="360"/>
-      </w:pPr>
-      <w:r>
-        <w:rPr>
-          <w:rFonts w:ascii="Arial" w:cs="Arial" w:eastAsia="Arial" w:hAnsi="Arial"/>
-          <w:sz w:val="21"/>
-          <w:szCs w:val="21"/>
-        </w:rPr>
-        <w:t xml:space="preserve">B.  No lipids, because fried food contains no fats or oils</w:t>
+        <w:t xml:space="preserve">Q7. Learners write a Claim-Evidence-Reasoning explanation of Wanjiru's graph. Which piece of evidence best shows that the glucose in the blood came from digesting the starch in ugali?</w:t>
+      </w:r>
+    </w:p>
+    <w:p>
+      <w:pPr>
+        <w:keepNext/>
+        <w:spacing w:after="20"/>
+        <w:ind w:left="360"/>
+      </w:pPr>
+      <w:r>
+        <w:rPr>
+          <w:rFonts w:ascii="Arial" w:cs="Arial" w:eastAsia="Arial" w:hAnsi="Arial"/>
+          <w:sz w:val="21"/>
+          <w:szCs w:val="21"/>
+        </w:rPr>
+        <w:t xml:space="preserve">A.  Her blood glucose fell by 3.5 mmol/L over 120 minutes</w:t>
+      </w:r>
+    </w:p>
+    <w:p>
+      <w:pPr>
+        <w:keepNext/>
+        <w:spacing w:after="20"/>
+        <w:ind w:left="360"/>
+      </w:pPr>
+      <w:r>
+        <w:rPr>
+          <w:rFonts w:ascii="Arial" w:cs="Arial" w:eastAsia="Arial" w:hAnsi="Arial"/>
+          <w:sz w:val="21"/>
+          <w:szCs w:val="21"/>
+        </w:rPr>
+        <w:t xml:space="preserve">B.  The normal fasting range of blood glucose is 4.0 to 5.5 mmol/L</w:t>
       </w:r>
     </w:p>
     <w:p>
@@ -1346,22 +1412,22 @@
           <w:sz w:val="21"/>
           <w:szCs w:val="21"/>
         </w:rPr>
-        <w:t xml:space="preserve">C.  Insufficient protein, because the only protein source is a small piece of fish</w:t>
-      </w:r>
-    </w:p>
-    <w:p>
-      <w:pPr>
-        <w:keepNext/>
-        <w:spacing w:after="20"/>
-        <w:ind w:left="360"/>
-      </w:pPr>
-      <w:r>
-        <w:rPr>
-          <w:rFonts w:ascii="Arial" w:cs="Arial" w:eastAsia="Arial" w:hAnsi="Arial"/>
-          <w:sz w:val="21"/>
-          <w:szCs w:val="21"/>
-        </w:rPr>
-        <w:t xml:space="preserve">D.  Too much protein, because fish is eaten</w:t>
+        <w:t xml:space="preserve">C.  Saliva containing amylase, kept at 37 degrees C with starch, gave a brick-red colour with Benedict's test after 10 minutes</w:t>
+      </w:r>
+    </w:p>
+    <w:p>
+      <w:pPr>
+        <w:keepNext/>
+        <w:spacing w:after="20"/>
+        <w:ind w:left="360"/>
+      </w:pPr>
+      <w:r>
+        <w:rPr>
+          <w:rFonts w:ascii="Arial" w:cs="Arial" w:eastAsia="Arial" w:hAnsi="Arial"/>
+          <w:sz w:val="21"/>
+          <w:szCs w:val="21"/>
+        </w:rPr>
+        <w:t xml:space="preserve">D.  Sukuma wiki is a green vegetable</w:t>
       </w:r>
     </w:p>
     <w:p>
@@ -1386,7 +1452,126 @@
           <w:sz w:val="19"/>
           <w:szCs w:val="19"/>
         </w:rPr>
-        <w:t xml:space="preserve">Uji, sugar, ugali and rice are mostly carbohydrate, and sukuma wiki adds vitamins and minerals. The small piece of fish is the only protein source, so protein is insufficient. Frying adds lipids, and the menu has plenty of carbohydrate.</w:t>
+        <w:t xml:space="preserve">The brick-red colour shows that enzyme action turned starch into a reducing sugar. This links starch to glucose. The other choices do not show where the glucose came from.</w:t>
+      </w:r>
+    </w:p>
+    <w:p>
+      <w:pPr>
+        <w:keepNext/>
+        <w:spacing w:after="40" w:before="200"/>
+      </w:pPr>
+      <w:r>
+        <w:rPr>
+          <w:rFonts w:ascii="Arial" w:cs="Arial" w:eastAsia="Arial" w:hAnsi="Arial"/>
+          <w:color w:val="1F6B75"/>
+          <w:sz w:val="16"/>
+          <w:szCs w:val="16"/>
+        </w:rPr>
+        <w:t xml:space="preserve">USE AFTER: MODEL BUILDING PHASE — Part 1: Build the final flow-diagram model on chart paper</w:t>
+      </w:r>
+    </w:p>
+    <w:p>
+      <w:pPr>
+        <w:keepNext/>
+        <w:spacing w:after="80"/>
+      </w:pPr>
+      <w:r>
+        <w:rPr>
+          <w:rFonts w:ascii="Arial" w:cs="Arial" w:eastAsia="Arial" w:hAnsi="Arial"/>
+          <w:b/>
+          <w:bCs/>
+          <w:sz w:val="21"/>
+          <w:szCs w:val="21"/>
+        </w:rPr>
+        <w:t xml:space="preserve">Q8. Which flow diagram shows the correct order of the final model that explains Wanjiru's blood glucose graph?</w:t>
+      </w:r>
+    </w:p>
+    <w:p>
+      <w:pPr>
+        <w:keepNext/>
+        <w:spacing w:after="20"/>
+        <w:ind w:left="360"/>
+      </w:pPr>
+      <w:r>
+        <w:rPr>
+          <w:rFonts w:ascii="Arial" w:cs="Arial" w:eastAsia="Arial" w:hAnsi="Arial"/>
+          <w:b/>
+          <w:bCs/>
+          <w:color w:val="2E7D4F"/>
+          <w:sz w:val="21"/>
+          <w:szCs w:val="21"/>
+        </w:rPr>
+        <w:t xml:space="preserve">A.  Food chemicals, then digestion by enzymes, then glucose in blood, then cells (respiration) and storage, then back to normal</w:t>
+      </w:r>
+    </w:p>
+    <w:p>
+      <w:pPr>
+        <w:keepNext/>
+        <w:spacing w:after="20"/>
+        <w:ind w:left="360"/>
+      </w:pPr>
+      <w:r>
+        <w:rPr>
+          <w:rFonts w:ascii="Arial" w:cs="Arial" w:eastAsia="Arial" w:hAnsi="Arial"/>
+          <w:sz w:val="21"/>
+          <w:szCs w:val="21"/>
+        </w:rPr>
+        <w:t xml:space="preserve">B.  Food chemicals, then glucose in blood, then digestion by enzymes, then cells and storage, then back to normal</w:t>
+      </w:r>
+    </w:p>
+    <w:p>
+      <w:pPr>
+        <w:keepNext/>
+        <w:spacing w:after="20"/>
+        <w:ind w:left="360"/>
+      </w:pPr>
+      <w:r>
+        <w:rPr>
+          <w:rFonts w:ascii="Arial" w:cs="Arial" w:eastAsia="Arial" w:hAnsi="Arial"/>
+          <w:sz w:val="21"/>
+          <w:szCs w:val="21"/>
+        </w:rPr>
+        <w:t xml:space="preserve">C.  Digestion by enzymes, then food chemicals, then glucose in blood, then back to normal, then cells and storage</w:t>
+      </w:r>
+    </w:p>
+    <w:p>
+      <w:pPr>
+        <w:keepNext/>
+        <w:spacing w:after="20"/>
+        <w:ind w:left="360"/>
+      </w:pPr>
+      <w:r>
+        <w:rPr>
+          <w:rFonts w:ascii="Arial" w:cs="Arial" w:eastAsia="Arial" w:hAnsi="Arial"/>
+          <w:sz w:val="21"/>
+          <w:szCs w:val="21"/>
+        </w:rPr>
+        <w:t xml:space="preserve">D.  Food chemicals, then cells and storage, then digestion by enzymes, then glucose in blood, then back to normal</w:t>
+      </w:r>
+    </w:p>
+    <w:p>
+      <w:pPr>
+        <w:spacing w:after="120" w:before="60"/>
+      </w:pPr>
+      <w:r>
+        <w:rPr>
+          <w:rFonts w:ascii="Arial" w:cs="Arial" w:eastAsia="Arial" w:hAnsi="Arial"/>
+          <w:b/>
+          <w:bCs/>
+          <w:color w:val="2E7D4F"/>
+          <w:sz w:val="21"/>
+          <w:szCs w:val="21"/>
+        </w:rPr>
+        <w:t xml:space="preserve">Correct answer: A. </w:t>
+      </w:r>
+      <w:r>
+        <w:rPr>
+          <w:rFonts w:ascii="Arial" w:cs="Arial" w:eastAsia="Arial" w:hAnsi="Arial"/>
+          <w:color w:val="444444"/>
+          <w:sz w:val="19"/>
+          <w:szCs w:val="19"/>
+        </w:rPr>
+        <w:t xml:space="preserve">Food is first digested by enzymes into glucose, which is absorbed into the blood. Cells use it in respiration and the liver and muscles store it, so the level returns to normal (4.5 mmol/L).</w:t>
       </w:r>
     </w:p>
     <w:p>
@@ -1405,7 +1590,7 @@
         </w:rPr>
         <w:t xml:space="preserve">© 2026 SeaVuria and ARES. Aligned with KICD objectives. Developed by SeaVuria; technical implementation by ARES (with AI assistance from Claude). Licensed under </w:t>
       </w:r>
-      <w:hyperlink w:history="1" r:id="rId4yuqinmyteob4yy9tuiqg">
+      <w:hyperlink w:history="1" r:id="rIdqblpd2vbug7kk55rujsa_">
         <w:r>
           <w:rPr>
             <w:rFonts w:ascii="Arial" w:cs="Arial" w:eastAsia="Arial" w:hAnsi="Arial"/>
@@ -1426,7 +1611,7 @@
         </w:rPr>
         <w:t xml:space="preserve"> (</w:t>
       </w:r>
-      <w:hyperlink w:history="1" r:id="rIdwwlncwtudvxhefnrmkm1q">
+      <w:hyperlink w:history="1" r:id="rIdjlqcm709wy858aqk8zsvh">
         <w:r>
           <w:rPr>
             <w:rFonts w:ascii="Arial" w:cs="Arial" w:eastAsia="Arial" w:hAnsi="Arial"/>
